--- a/roteiros/maite-proenca/MaiteProenca_Parte4.docx
+++ b/roteiros/maite-proenca/MaiteProenca_Parte4.docx
@@ -55,15 +55,7 @@
         <w:rPr>
           <w:color w:val="000000"/>
         </w:rPr>
-        <w:t>Foi nesse momento da vida que ela encontrou o palco.</w:t>
-      </w:r>
-    </w:p>
-    <w:p>
-      <w:r>
-        <w:rPr>
-          <w:color w:val="000000"/>
-        </w:rPr>
-        <w:t>Maitê descobriu a interpretação e, com ela, uma forma de sobreviver. Anos depois, diria que a arte ajudou a fazer dela uma pessoa menos amarga.</w:t>
+        <w:t>Foi nesses anos longe do Brasil que ela descobriu a interpretação. E, com ela, uma forma de sobreviver. Anos depois, diria que a arte ajudou a fazer dela uma pessoa menos amarga.</w:t>
       </w:r>
     </w:p>
     <w:p>
@@ -87,7 +79,7 @@
         <w:rPr>
           <w:color w:val="000000"/>
         </w:rPr>
-        <w:t>A menina de Campinas, que tinha passado pelo tribunal, pelo internato e por Paris, virou rosto conhecido em todo o país.</w:t>
+        <w:t>A menina de Campinas, que tinha passado pelo tribunal e por Paris, virou rosto conhecido em todo o país.</w:t>
       </w:r>
     </w:p>
     <w:p>
@@ -95,7 +87,7 @@
         <w:rPr>
           <w:color w:val="C00000"/>
         </w:rPr>
-        <w:t>Só que existe uma contradição cruel nessa virada. Enquanto o Brasil começava a se apaixonar por aquela atriz, ninguém fazia ideia do que ela carregava. E ela ia guardar esse segredo por muito mais tempo do que você imagina.</w:t>
+        <w:t>Só que existe uma contradição cruel nessa virada. Enquanto o Brasil começava a se apaixonar por aquela atriz, quase ninguém ligava aquele rosto ao crime de Campinas. E ela ia guardar esse segredo por muito mais tempo do que você imagina.</w:t>
       </w:r>
     </w:p>
     <w:p>
@@ -223,7 +215,7 @@
         <w:rPr>
           <w:color w:val="C00000"/>
         </w:rPr>
-        <w:t>Aqui vem a parte mais difícil de ouvir de toda essa história. Porque, no pior momento da doença, aquele pai fez um pedido à filha que nenhum filho deveria ouvir. E o que ela respondeu mudou o fim daquela família para sempre.</w:t>
+        <w:t>Aqui vem a parte mais difícil de ouvir de toda essa história. Porque, no pior momento da doença, aquele pai fez um pedido à filha que nenhum filho deveria ouvir. E o que aconteceu depois da resposta dela é uma das partes mais duras dessa história.</w:t>
       </w:r>
     </w:p>
     <w:p>
@@ -335,7 +327,7 @@
         <w:rPr>
           <w:color w:val="C00000"/>
         </w:rPr>
-        <w:t>Imagine perder o pai e o irmão no mesmo ano, dezenove anos depois de perder a mãe. E ainda precisar sorrir para uma câmera no dia seguinte. Maitê fez isso. Mas o preço ia aparecer de outro jeito, e ela mesma só ia entender muitos anos depois.</w:t>
+        <w:t>Imagine perder o pai e o irmão no mesmo ano, dezenove anos depois de perder a mãe, com o país inteiro olhando para você. O preço daquilo ia aparecer de outro jeito, e ela mesma só ia entender muitos anos depois.</w:t>
       </w:r>
     </w:p>
     <w:p>
@@ -375,7 +367,7 @@
         <w:rPr>
           <w:color w:val="000000"/>
         </w:rPr>
-        <w:t>Ela seguiu em frente do único jeito que conhecia. Trabalhando sem parar.</w:t>
+        <w:t>Ela seguiu em frente do único jeito que conhecia. Trabalhando.</w:t>
       </w:r>
     </w:p>
     <w:p>

--- a/roteiros/maite-proenca/MaiteProenca_Parte4.docx
+++ b/roteiros/maite-proenca/MaiteProenca_Parte4.docx
@@ -215,7 +215,7 @@
         <w:rPr>
           <w:color w:val="C00000"/>
         </w:rPr>
-        <w:t>Aqui vem a parte mais difícil de ouvir de toda essa história. Porque, no pior momento da doença, aquele pai fez um pedido à filha que nenhum filho deveria ouvir. E o que aconteceu depois da resposta dela é uma das partes mais duras dessa história.</w:t>
+        <w:t>Aqui vem a parte mais difícil de ouvir de toda essa história. Porque, no pior momento da doença, aquele pai fez à filha um pedido que nenhum filho deveria ouvir.</w:t>
       </w:r>
     </w:p>
     <w:p>

--- a/roteiros/maite-proenca/MaiteProenca_Parte4.docx
+++ b/roteiros/maite-proenca/MaiteProenca_Parte4.docx
@@ -7,7 +7,7 @@
         <w:pStyle w:val="Heading1"/>
       </w:pPr>
       <w:r>
-        <w:t>MAITÊ PROENÇA — Parte 4: A fama, a capa e o ano de 1989</w:t>
+        <w:t>MAITÊ PROENÇA — Parte 4: A estrela, o pai e o irmão</w:t>
       </w:r>
     </w:p>
     <w:p>
@@ -15,7 +15,95 @@
         <w:rPr>
           <w:color w:val="000000"/>
         </w:rPr>
-        <w:t>Maitê voltou ao Brasil com dezenove anos.</w:t>
+        <w:t>Paris foi só o começo da estrada.</w:t>
+      </w:r>
+    </w:p>
+    <w:p>
+      <w:r>
+        <w:rPr>
+          <w:color w:val="000000"/>
+        </w:rPr>
+        <w:t>Na Europa, Maitê se virou como pôde. Segundo a revista IstoÉ, foi babá e vendeu jornais nas estações de metrô. Também chegou a estudar mímica. Contou que foi para lá pensando em aprender com Étienne Decroux, o professor de Marcel Marceau, e desistiu quando percebeu que ia passar três dias mexendo um único dedo. "Eu tinha um mundo para ver."</w:t>
+      </w:r>
+    </w:p>
+    <w:p>
+      <w:r>
+        <w:rPr>
+          <w:color w:val="000000"/>
+        </w:rPr>
+        <w:t>Foi ver. Ao lado de um namorado brasileiro chamado Ricardo, saiu viajando de carona. Segundo a mesma reportagem, passaram por quarenta países.</w:t>
+      </w:r>
+    </w:p>
+    <w:p>
+      <w:r>
+        <w:rPr>
+          <w:color w:val="000000"/>
+        </w:rPr>
+        <w:t>Ela mesma resumiu aquela fase sem nenhum romantismo: "Essa viagem foi mais sexo, drogas e rock and roll do que busca espiritual."</w:t>
+      </w:r>
+    </w:p>
+    <w:p>
+      <w:r>
+        <w:rPr>
+          <w:color w:val="000000"/>
+        </w:rPr>
+        <w:t>Os dois viviam com um dólar por dia. Para os dois.</w:t>
+      </w:r>
+    </w:p>
+    <w:p>
+      <w:r>
+        <w:rPr>
+          <w:color w:val="000000"/>
+        </w:rPr>
+        <w:t>Da África, seguiram por terra até a Índia.</w:t>
+      </w:r>
+    </w:p>
+    <w:p>
+      <w:r>
+        <w:rPr>
+          <w:color w:val="C00000"/>
+        </w:rPr>
+        <w:t>Foi na Índia que aconteceu a cena mais estranha dessa viagem. Uma cena que Maitê contou numa entrevista, décadas depois, e que mudou o rumo da vida dela.</w:t>
+      </w:r>
+    </w:p>
+    <w:p>
+      <w:r>
+        <w:rPr>
+          <w:color w:val="000000"/>
+        </w:rPr>
+        <w:t>Um homem parou Maitê, pegou na mão dela e disse: "Volte imediatamente para o seu país, porque seu pai está muito doente."</w:t>
+      </w:r>
+    </w:p>
+    <w:p>
+      <w:r>
+        <w:rPr>
+          <w:color w:val="000000"/>
+        </w:rPr>
+        <w:t>Maitê não sabia de nada.</w:t>
+      </w:r>
+    </w:p>
+    <w:p>
+      <w:r>
+        <w:rPr>
+          <w:color w:val="000000"/>
+        </w:rPr>
+        <w:t>Durante os dois anos em que ela esteve fora, Augusto tinha descoberto um câncer. Fez todo o tratamento sem contar para a filha.</w:t>
+      </w:r>
+    </w:p>
+    <w:p>
+      <w:r>
+        <w:rPr>
+          <w:color w:val="000000"/>
+        </w:rPr>
+        <w:t>Na mesma época, Ricardo pegou hepatite. Para voltar à Europa, era preciso ter pelo menos duzentos dólares. Os dois não tinham mais nada.</w:t>
+      </w:r>
+    </w:p>
+    <w:p>
+      <w:r>
+        <w:rPr>
+          <w:color w:val="000000"/>
+        </w:rPr>
+        <w:t>Maitê conseguiu chegar à Europa e, de lá, voltou ao Brasil para ver o pai. Era mil novecentos e setenta e nove. Ela não tinha nenhuma intenção de ficar. Muito menos de ser atriz.</w:t>
       </w:r>
     </w:p>
     <w:p>
@@ -71,7 +159,111 @@
         <w:rPr>
           <w:color w:val="000000"/>
         </w:rPr>
-        <w:t>No ano seguinte, já estava na Globo, em "As Três Marias".</w:t>
+        <w:t>O convite veio quase por acaso. Maitê frequentava palestras no Museu da Imagem e do Som, em São Paulo, e ficava calada na plateia. O autor Mário Prata reparou nela e escreveu uma personagem especialmente para aquela moça. Ela diria depois que ele a enganou, prometendo uma televisão underground.</w:t>
+      </w:r>
+    </w:p>
+    <w:p>
+      <w:r>
+        <w:rPr>
+          <w:color w:val="000000"/>
+        </w:rPr>
+        <w:t>"Nunca tive a ambição de ser atriz", contou. "Eu fiquei muito assustada no dia em que recebi meu primeiro salário, porque foi quando parei de ganhar mesada."</w:t>
+      </w:r>
+    </w:p>
+    <w:p>
+      <w:r>
+        <w:rPr>
+          <w:color w:val="000000"/>
+        </w:rPr>
+        <w:t>A Globo percebeu aquele rosto. Segundo a IstoÉ, Maitê recusou cinco convites da emissora. Dizia que só queriam usá-la como adorno.</w:t>
+      </w:r>
+    </w:p>
+    <w:p>
+      <w:r>
+        <w:rPr>
+          <w:color w:val="000000"/>
+        </w:rPr>
+        <w:t>Quando finalmente aceitou um papel importante, na novela "Coração Alado", o azar atravessou o caminho outra vez. Os primeiros capítulos mal tinham sido gravados quando ela sofreu um acidente de carro e fraturou o fêmur. Foi substituída por outra atriz.</w:t>
+      </w:r>
+    </w:p>
+    <w:p>
+      <w:r>
+        <w:rPr>
+          <w:color w:val="000000"/>
+        </w:rPr>
+        <w:t>Só estreou na Globo meses depois, em "As Três Marias".</w:t>
+      </w:r>
+    </w:p>
+    <w:p>
+      <w:r>
+        <w:rPr>
+          <w:color w:val="000000"/>
+        </w:rPr>
+        <w:t>A imprensa chamava Maitê de nova namoradinha do Brasil, de rosto mais bonito da televisão. O jornal O Pasquim, no tom debochado de sempre, apelidou a atriz de "Maitesão".</w:t>
+      </w:r>
+    </w:p>
+    <w:p>
+      <w:r>
+        <w:rPr>
+          <w:color w:val="000000"/>
+        </w:rPr>
+        <w:t>Por dentro, aquela estreia foi um pesadelo. Maitê contou que se sentia uma alienígena na emissora. "Acho que ninguém gostou muito de mim, eu era um bicho muito esquisito."</w:t>
+      </w:r>
+    </w:p>
+    <w:p>
+      <w:r>
+        <w:rPr>
+          <w:color w:val="000000"/>
+        </w:rPr>
+        <w:t>Um dos diretores com quem trabalhou, Herval Rossano, segundo ela, "me chamava de coisas horríveis, gritava, berrava".</w:t>
+      </w:r>
+    </w:p>
+    <w:p>
+      <w:r>
+        <w:rPr>
+          <w:color w:val="000000"/>
+        </w:rPr>
+        <w:t>Mesmo assim, ela não abaixava a cabeça para ninguém. A revista IstoÉ contou uma cena daqueles primeiros anos. Incomodada com a propaganda exagerada em torno dela, Maitê foi até a sala de Boni, o todo-poderoso da Globo, e reclamou: "Parem com isso. Estou me obrigando a uma qualidade de trabalho que não sou capaz de apresentar."</w:t>
+      </w:r>
+    </w:p>
+    <w:p>
+      <w:r>
+        <w:rPr>
+          <w:color w:val="000000"/>
+        </w:rPr>
+        <w:t>Boni respondeu na hora: "Então você também não merece um salário tão alto."</w:t>
+      </w:r>
+    </w:p>
+    <w:p>
+      <w:r>
+        <w:rPr>
+          <w:color w:val="000000"/>
+        </w:rPr>
+        <w:t>E ela devolveu: "Aí não. Eu tenho potencial. E é nisso que você tem que investir."</w:t>
+      </w:r>
+    </w:p>
+    <w:p>
+      <w:r>
+        <w:rPr>
+          <w:color w:val="000000"/>
+        </w:rPr>
+        <w:t>Diante da hostilidade, ela fazia o que tinha aprendido desde os doze anos. Se fechava. "Tem gente que briga, responde, já eu me tranco emocionalmente."</w:t>
+      </w:r>
+    </w:p>
+    <w:p>
+      <w:r>
+        <w:rPr>
+          <w:color w:val="000000"/>
+        </w:rPr>
+        <w:t>Admitiu uma coisa ainda mais dura sobre aqueles anos: "Durante uns seis anos eu virei uma pedra, não rolava uma lágrima. Fingia que não sentia nada."</w:t>
+      </w:r>
+    </w:p>
+    <w:p>
+      <w:r>
+        <w:rPr>
+          <w:color w:val="000000"/>
+        </w:rPr>
+        <w:t>Achava que a carreira não ia durar. "Eu achava que era só provisório porque eu era muito ruim", disse, já com quase setenta anos.</w:t>
       </w:r>
     </w:p>
     <w:p>
@@ -111,6 +303,22 @@
         <w:rPr>
           <w:color w:val="000000"/>
         </w:rPr>
+        <w:t>O diretor era justamente Herval Rossano, o homem que gritava com ela na Globo. Antes de aceitar, Maitê ouviu dele uma promessa: "Jamais gritarei com você." Os dois viraram melhores amigos.</w:t>
+      </w:r>
+    </w:p>
+    <w:p>
+      <w:r>
+        <w:rPr>
+          <w:color w:val="000000"/>
+        </w:rPr>
+        <w:t>Foi em Dona Beija, segundo ela, que se sentiu atriz pela primeira vez.</w:t>
+      </w:r>
+    </w:p>
+    <w:p>
+      <w:r>
+        <w:rPr>
+          <w:color w:val="000000"/>
+        </w:rPr>
         <w:t>As cenas de Dona Beija se banhando na cachoeira pararam o país. Maitê virou, da noite para o dia, um dos maiores símbolos sexuais do Brasil.</w:t>
       </w:r>
     </w:p>
@@ -128,6 +336,14 @@
           <w:color w:val="000000"/>
         </w:rPr>
         <w:t>Esse é o quinto e último objeto dessa história. Uma capa de revista.</w:t>
+      </w:r>
+    </w:p>
+    <w:p>
+      <w:r>
+        <w:rPr>
+          <w:color w:val="000000"/>
+        </w:rPr>
+        <w:t>Existe uma ironia nessa capa. Pouco tempo antes, numa entrevista à IstoÉ, Maitê tinha contado que a Playboy passou meses mandando flores e telefonando toda semana para convencê-la a posar. E tinha dado uma resposta seca: "Não sou moralista, mas os leitores deste tipo de revista são."</w:t>
       </w:r>
     </w:p>
     <w:p>
@@ -191,6 +407,14 @@
         <w:rPr>
           <w:color w:val="000000"/>
         </w:rPr>
+        <w:t>Em dois mil e dezessete, no programa "Roda Viva", da TV Cultura, ela descreveu o que sentia nas visitas ao pai: "Eu sabia que ele não ia voltar a matar, mas era muito complicado ver aquele homem que tinha destruído a própria vida."</w:t>
+      </w:r>
+    </w:p>
+    <w:p>
+      <w:r>
+        <w:rPr>
+          <w:color w:val="000000"/>
+        </w:rPr>
         <w:t>Mas o tempo daquele pai estava acabando.</w:t>
       </w:r>
     </w:p>
@@ -199,7 +423,7 @@
         <w:rPr>
           <w:color w:val="000000"/>
         </w:rPr>
-        <w:t>No fim dos anos oitenta, Augusto recebeu um diagnóstico devastador. Um câncer no cérebro, agressivo, sem chance de cura.</w:t>
+        <w:t>O câncer que ele tinha escondido da filha anos antes não foi o fim da luta. No fim dos anos oitenta, veio o diagnóstico mais duro. Um câncer no cérebro, agressivo, sem chance de cura.</w:t>
       </w:r>
     </w:p>
     <w:p>
@@ -287,6 +511,30 @@
         <w:rPr>
           <w:color w:val="1F4EB4"/>
         </w:rPr>
+        <w:t>Ele tinha saído de casa antes mesmo da morte da mãe. "O Zuza foi embora de casa antes da minha mãe morrer e me sobrou um irmão pequeno", Maitê contou.</w:t>
+      </w:r>
+    </w:p>
+    <w:p>
+      <w:r>
+        <w:rPr>
+          <w:color w:val="1F4EB4"/>
+        </w:rPr>
+        <w:t>Numa entrevista, Maitê contou uma cena que nunca esqueceu. Um irmão dela, com problema de drogas, sumiu por quatro dias. Ela entrou pela janela da casa onde ele morava, junto com um amigo, certa de que ia encontrá-lo morto.</w:t>
+      </w:r>
+    </w:p>
+    <w:p>
+      <w:r>
+        <w:rPr>
+          <w:color w:val="1F4EB4"/>
+        </w:rPr>
+        <w:t>"Cheguei lá e ele não estava morto. Mas estava quase."</w:t>
+      </w:r>
+    </w:p>
+    <w:p>
+      <w:r>
+        <w:rPr>
+          <w:color w:val="1F4EB4"/>
+        </w:rPr>
         <w:t>Meses depois, Zuza também tirou a própria vida.</w:t>
       </w:r>
     </w:p>
@@ -367,7 +615,39 @@
         <w:rPr>
           <w:color w:val="000000"/>
         </w:rPr>
+        <w:t>Essa pensão ainda ia parar nos tribunais. No fim de dois mil e nove, a São Paulo Previdência suspendeu o pagamento, de cerca de treze mil reais por mês. O argumento foi a vida que Maitê tinha levado com Paulo Marinho. Para o órgão, aqueles doze anos juntos valiam como casamento.</w:t>
+      </w:r>
+    </w:p>
+    <w:p>
+      <w:r>
+        <w:rPr>
+          <w:color w:val="000000"/>
+        </w:rPr>
+        <w:t>Maitê foi à Justiça. Em julho de dois mil e dez, um juiz mandou o governo paulista voltar a pagar. Em dois mil e vinte e três, ela ainda cobrava cerca de duzentos e cinquenta e quatro mil reais pelos meses em que ficou sem receber.</w:t>
+      </w:r>
+    </w:p>
+    <w:p>
+      <w:r>
+        <w:rPr>
+          <w:color w:val="000000"/>
+        </w:rPr>
+        <w:t>A pensão deixada pelo homem que matou a mãe dela virou mais um processo, numa família que nunca conseguiu sair dos tribunais.</w:t>
+      </w:r>
+    </w:p>
+    <w:p>
+      <w:r>
+        <w:rPr>
+          <w:color w:val="000000"/>
+        </w:rPr>
         <w:t>Ela seguiu em frente do único jeito que conhecia. Trabalhando.</w:t>
+      </w:r>
+    </w:p>
+    <w:p>
+      <w:r>
+        <w:rPr>
+          <w:color w:val="000000"/>
+        </w:rPr>
+        <w:t>Em mil novecentos e noventa e seis, aos trinta e oito anos, posou de novo para a Playboy, dessa vez na Sicília. A edição vendeu cerca de setecentos e vinte mil exemplares, ainda mais que a primeira.</w:t>
       </w:r>
     </w:p>
     <w:p>
@@ -384,6 +664,62 @@
           <w:color w:val="000000"/>
         </w:rPr>
         <w:t>E disse outra frase, que talvez explique a mulher inteira: "Eu tenho horror a tristeza porque eu conheço ela profundamente."</w:t>
+      </w:r>
+    </w:p>
+    <w:p>
+      <w:r>
+        <w:rPr>
+          <w:color w:val="000000"/>
+        </w:rPr>
+        <w:t>Nem sempre, porém, ela conseguia sair rápido do buraco.</w:t>
+      </w:r>
+    </w:p>
+    <w:p>
+      <w:r>
+        <w:rPr>
+          <w:color w:val="000000"/>
+        </w:rPr>
+        <w:t>Numa entrevista em dois mil e três, Maitê contou que teve uma crise de síndrome do pânico. Voltava do trabalho, chegou em casa e não havia ninguém. "Nem o cachorro para eu sentir calor humano, canino que fosse."</w:t>
+      </w:r>
+    </w:p>
+    <w:p>
+      <w:r>
+        <w:rPr>
+          <w:color w:val="000000"/>
+        </w:rPr>
+        <w:t>"Perdi o referencial, nem sabia o telefone das pessoas para ligar e falar: olha, estou morrendo aqui."</w:t>
+      </w:r>
+    </w:p>
+    <w:p>
+      <w:r>
+        <w:rPr>
+          <w:color w:val="000000"/>
+        </w:rPr>
+        <w:t>Conseguiu chamar o ex-companheiro. Depois chegou a melhor amiga. Ela lembra que gritava: "Não estou me aguentando!"</w:t>
+      </w:r>
+    </w:p>
+    <w:p>
+      <w:r>
+        <w:rPr>
+          <w:color w:val="000000"/>
+        </w:rPr>
+        <w:t>Disse que saiu da crise pelo lado espiritual. E jurou, de joelhos, que nunca mais teria outra.</w:t>
+      </w:r>
+    </w:p>
+    <w:p>
+      <w:r>
+        <w:rPr>
+          <w:color w:val="000000"/>
+        </w:rPr>
+        <w:t>Na mesma entrevista, falou da fase em que usou muitas drogas. "Eu me entupi com o negócio, depois me deu nojo. Hoje, não posso nem ver cocaína."</w:t>
+      </w:r>
+    </w:p>
+    <w:p>
+      <w:r>
+        <w:rPr>
+          <w:color w:val="000000"/>
+        </w:rPr>
+        <w:t>Para enfrentar as crises, buscou outros caminhos. Passou três anos tomando Daime, a bebida da ayahuasca, quatro vezes por semana. E descreveu a experiência sem suavizar: "A ayahuasca te leva quase à beira da loucura. Você passa pela loucura."</w:t>
       </w:r>
     </w:p>
     <w:p>

--- a/roteiros/maite-proenca/MaiteProenca_Parte4.docx
+++ b/roteiros/maite-proenca/MaiteProenca_Parte4.docx
@@ -103,7 +103,7 @@
         <w:rPr>
           <w:color w:val="000000"/>
         </w:rPr>
-        <w:t>Maitê conseguiu chegar à Europa e, de lá, voltou ao Brasil para ver o pai. Era mil novecentos e setenta e nove. Ela não tinha nenhuma intenção de ficar. Muito menos de ser atriz.</w:t>
+        <w:t>Maitê conseguiu chegar à Europa e, de lá, voltou ao Brasil para ver o pai. Era mil novecentos e setenta e nove. A ideia era ficar pouco tempo. Ser atriz nem passava pela cabeça dela.</w:t>
       </w:r>
     </w:p>
     <w:p>
@@ -119,7 +119,7 @@
         <w:rPr>
           <w:color w:val="000000"/>
         </w:rPr>
-        <w:t>Anos mais tarde, numa entrevista, falou sem rodeios sobre um lado da adolescência que quase ninguém conhecia: "Consumi diversas drogas em várias épocas e desde cedo. A primeira vez que fumei maconha foi aos catorze anos."</w:t>
+        <w:t>Numa entrevista, já famosa, falou abertamente sobre um lado da adolescência que quase ninguém conhecia: "Consumi diversas drogas em várias épocas e desde cedo. A primeira vez que fumei maconha foi aos catorze anos."</w:t>
       </w:r>
     </w:p>
     <w:p>
@@ -143,7 +143,7 @@
         <w:rPr>
           <w:color w:val="000000"/>
         </w:rPr>
-        <w:t>Foi nesses anos longe do Brasil que ela descobriu a interpretação. E, com ela, uma forma de sobreviver. Anos depois, diria que a arte ajudou a fazer dela uma pessoa menos amarga.</w:t>
+        <w:t>A arte ia chegar quase sem querer. Mais tarde, Maitê diria que foi ela que a ajudou a ser uma pessoa menos amarga.</w:t>
       </w:r>
     </w:p>
     <w:p>
@@ -181,9 +181,17 @@
     <w:p>
       <w:r>
         <w:rPr>
+          <w:color w:val="C00000"/>
+        </w:rPr>
+        <w:t>Só que, justo quando a Globo finalmente abriu as portas, o azar atravessou o caminho dela de novo. E de um jeito que tirou Maitê da novela antes mesmo de ela aparecer no ar.</w:t>
+      </w:r>
+    </w:p>
+    <w:p>
+      <w:r>
+        <w:rPr>
           <w:color w:val="000000"/>
         </w:rPr>
-        <w:t>Quando finalmente aceitou um papel importante, na novela "Coração Alado", o azar atravessou o caminho outra vez. Os primeiros capítulos mal tinham sido gravados quando ela sofreu um acidente de carro e fraturou o fêmur. Foi substituída por outra atriz.</w:t>
+        <w:t>Ela tinha aceitado um papel importante, na novela "Coração Alado". Os primeiros capítulos mal tinham sido gravados quando ela sofreu um acidente de carro e fraturou o fêmur. Foi substituída por outra atriz.</w:t>
       </w:r>
     </w:p>
     <w:p>
@@ -423,7 +431,7 @@
         <w:rPr>
           <w:color w:val="000000"/>
         </w:rPr>
-        <w:t>O câncer que ele tinha escondido da filha anos antes não foi o fim da luta. No fim dos anos oitenta, veio o diagnóstico mais duro. Um câncer no cérebro, agressivo, sem chance de cura.</w:t>
+        <w:t>O câncer que ele tinha escondido da filha anos antes voltou a assombrar a família. No fim dos anos oitenta, veio o diagnóstico mais duro. Um câncer no cérebro, agressivo, sem chance de cura.</w:t>
       </w:r>
     </w:p>
     <w:p>
@@ -519,7 +527,7 @@
         <w:rPr>
           <w:color w:val="1F4EB4"/>
         </w:rPr>
-        <w:t>Numa entrevista, Maitê contou uma cena que nunca esqueceu. Um irmão dela, com problema de drogas, sumiu por quatro dias. Ela entrou pela janela da casa onde ele morava, junto com um amigo, certa de que ia encontrá-lo morto.</w:t>
+        <w:t>Numa entrevista de dois mil e três, ela descreveu uma cena que nunca esqueceu. Um irmão dela, com problema de drogas, sumiu por quatro dias. Ela entrou pela janela da casa onde ele morava, junto com um amigo, certa de que ia encontrá-lo morto.</w:t>
       </w:r>
     </w:p>
     <w:p>
@@ -543,7 +551,7 @@
         <w:rPr>
           <w:color w:val="1F4EB4"/>
         </w:rPr>
-        <w:t>Maitê resumiria aquele ano numa frase curta, dita muitos anos depois, diante das câmeras: "Depois que meu pai se matou, o Zuza se matou também."</w:t>
+        <w:t>Maitê resumiria aquele ano numa frase curta, dita diante das câmeras em dois mil e dezenove, no programa "Provocações": "Depois que meu pai se matou, o Zuza se matou também."</w:t>
       </w:r>
     </w:p>
     <w:p>
@@ -575,7 +583,7 @@
         <w:rPr>
           <w:color w:val="C00000"/>
         </w:rPr>
-        <w:t>Imagine perder o pai e o irmão no mesmo ano, dezenove anos depois de perder a mãe, com o país inteiro olhando para você. O preço daquilo ia aparecer de outro jeito, e ela mesma só ia entender muitos anos depois.</w:t>
+        <w:t>Imagine perder o pai e o irmão no mesmo ano, dezenove anos depois de perder a mãe, com o país inteiro olhando para você. O preço daquilo ia aparecer de outro jeito, e ela mesma só ia entender décadas mais tarde.</w:t>
       </w:r>
     </w:p>
     <w:p>
@@ -613,9 +621,17 @@
     <w:p>
       <w:r>
         <w:rPr>
+          <w:color w:val="C00000"/>
+        </w:rPr>
+        <w:t>Aquela pensão ainda ia render uma briga que pouca gente conhece. Vinte anos depois, o governo de São Paulo decidiu cortar o dinheiro. E usou contra Maitê justamente a vida que ela tinha escolhido viver.</w:t>
+      </w:r>
+    </w:p>
+    <w:p>
+      <w:r>
+        <w:rPr>
           <w:color w:val="000000"/>
         </w:rPr>
-        <w:t>Essa pensão ainda ia parar nos tribunais. No fim de dois mil e nove, a São Paulo Previdência suspendeu o pagamento, de cerca de treze mil reais por mês. O argumento foi a vida que Maitê tinha levado com Paulo Marinho. Para o órgão, aqueles doze anos juntos valiam como casamento.</w:t>
+        <w:t>No fim de dois mil e nove, a São Paulo Previdência suspendeu o pagamento, de cerca de treze mil reais por mês. O argumento foi a vida que Maitê tinha levado com Paulo Marinho. Para o órgão, aqueles doze anos juntos valiam como casamento.</w:t>
       </w:r>
     </w:p>
     <w:p>
@@ -655,7 +671,7 @@
         <w:rPr>
           <w:color w:val="000000"/>
         </w:rPr>
-        <w:t>Anos depois, numa entrevista, explicou como conseguiu não afundar: "Ou você emburaca ali e fica sentindo pena de si mesmo ou vê que o mundo é injusto com todos."</w:t>
+        <w:t>Naquele mesmo "Provocações", explicou como conseguiu não afundar: "Ou você emburaca ali e fica sentindo pena de si mesmo ou vê que o mundo é injusto com todos."</w:t>
       </w:r>
     </w:p>
     <w:p>
@@ -669,9 +685,9 @@
     <w:p>
       <w:r>
         <w:rPr>
-          <w:color w:val="000000"/>
+          <w:color w:val="C00000"/>
         </w:rPr>
-        <w:t>Nem sempre, porém, ela conseguia sair rápido do buraco.</w:t>
+        <w:t>Nem sempre, porém, ela conseguia sair rápido do buraco. Houve um dia em que Maitê achou, de verdade, que ia morrer sozinha dentro de casa.</w:t>
       </w:r>
     </w:p>
     <w:p>
@@ -679,7 +695,7 @@
         <w:rPr>
           <w:color w:val="000000"/>
         </w:rPr>
-        <w:t>Numa entrevista em dois mil e três, Maitê contou que teve uma crise de síndrome do pânico. Voltava do trabalho, chegou em casa e não havia ninguém. "Nem o cachorro para eu sentir calor humano, canino que fosse."</w:t>
+        <w:t>Na mesma entrevista de dois mil e três, contou que teve uma crise de síndrome do pânico. Voltava do trabalho, chegou em casa e não havia ninguém. "Nem o cachorro para eu sentir calor humano, canino que fosse."</w:t>
       </w:r>
     </w:p>
     <w:p>
@@ -711,7 +727,7 @@
         <w:rPr>
           <w:color w:val="000000"/>
         </w:rPr>
-        <w:t>Na mesma entrevista, falou da fase em que usou muitas drogas. "Eu me entupi com o negócio, depois me deu nojo. Hoje, não posso nem ver cocaína."</w:t>
+        <w:t>Ali, também falou da fase em que usou muitas drogas. "Eu me entupi com o negócio, depois me deu nojo. Hoje, não posso nem ver cocaína."</w:t>
       </w:r>
     </w:p>
     <w:p>
